--- a/26 comp plans/comp-plan-tim-lieto-2026-v3.docx
+++ b/26 comp plans/comp-plan-tim-lieto-2026-v3.docx
@@ -503,7 +503,7 @@
                 <w:sz w:val="20"/>
                 <w:szCs w:val="20"/>
               </w:rPr>
-              <w:t xml:space="preserve">$123,589</w:t>
+              <w:t xml:space="preserve">$91,089</w:t>
             </w:r>
           </w:p>
         </w:tc>
@@ -1278,7 +1278,7 @@
           <w:sz w:val="22"/>
           <w:szCs w:val="22"/>
         </w:rPr>
-        <w:t xml:space="preserve">Base Rate = Prorated Variable at 100% / Annual Quota = $123,589 / $2,050,000 = 6.03% (Variable prorated 347/365 days from January 19, 2026 start date)</w:t>
+        <w:t xml:space="preserve">Base Rate = Prorated Variable at 100% / Annual Quota = $123,589 / $2,050,000 = 4.44% (Variable prorated 347/365 days from January 19, 2026 start date)</w:t>
       </w:r>
     </w:p>
     <w:p>
@@ -1318,7 +1318,7 @@
           <w:sz w:val="22"/>
           <w:szCs w:val="22"/>
         </w:rPr>
-        <w:t xml:space="preserve">Commission is earned on every dollar of individually closed ARR, and on every dollar of qualifying ARR closed by Tory Teague, at the flat base rate shown below. The rate does not decelerate above 100% of quota. This flat rate applies to all qualifying ARR bookings in the plan period.</w:t>
+        <w:t xml:space="preserve">Commission is earned on every qualifying ARR dollar at the flat base rate shown below. The rate does not decelerate above 100% of quota. This flat rate applies to all qualifying ARR bookings in the plan period.</w:t>
       </w:r>
     </w:p>
     <w:p>
@@ -1506,7 +1506,7 @@
                 <w:sz w:val="20"/>
                 <w:szCs w:val="20"/>
               </w:rPr>
-              <w:t xml:space="preserve">6.03% (flat rate)</w:t>
+              <w:t xml:space="preserve">4.44% (flat rate)</w:t>
             </w:r>
           </w:p>
         </w:tc>
@@ -2071,7 +2071,7 @@
                 <w:sz w:val="20"/>
                 <w:szCs w:val="20"/>
               </w:rPr>
-              <w:t xml:space="preserve">$123,589</w:t>
+              <w:t xml:space="preserve">$91,089</w:t>
             </w:r>
           </w:p>
         </w:tc>
@@ -2241,7 +2241,7 @@
                 <w:sz w:val="20"/>
                 <w:szCs w:val="20"/>
               </w:rPr>
-              <w:t xml:space="preserve">Commission-Earnable Variable (= Prorated Variable)</w:t>
+              <w:t xml:space="preserve">Commission-Earnable Variable (Prorated Variable minus H2 Non-Recoverable Draw)</w:t>
             </w:r>
           </w:p>
         </w:tc>
@@ -2272,7 +2272,7 @@
                 <w:sz w:val="20"/>
                 <w:szCs w:val="20"/>
               </w:rPr>
-              <w:t xml:space="preserve">$123,589</w:t>
+              <w:t xml:space="preserve">$91,089</w:t>
             </w:r>
           </w:p>
         </w:tc>
@@ -2339,7 +2339,7 @@
                 <w:sz w:val="20"/>
                 <w:szCs w:val="20"/>
               </w:rPr>
-              <w:t xml:space="preserve">6.03% (Prorated Variable at 100% / Annual Quota = $123,589 / $2,050,000)</w:t>
+              <w:t xml:space="preserve">4.44% (Prorated Variable at 100% / Annual Quota = $123,589 / $2,050,000)</w:t>
             </w:r>
           </w:p>
         </w:tc>
@@ -2478,7 +2478,7 @@
           <w:sz w:val="22"/>
           <w:szCs w:val="22"/>
         </w:rPr>
-        <w:t xml:space="preserve">Tim Lieto earns commission at the flat base rate (6.03%) on every qualifying ARR dollar that Tory Teague closes. There is no cap on the manager overlay credit: Tim Lieto continues to earn the flat base rate on Tory’s bookings regardless of Tory’s attainment level, and the overlay does not decelerate.</w:t>
+        <w:t xml:space="preserve">Tim Lieto earns commission at the flat base rate (4.44%) on every qualifying ARR dollar that Tory Teague closes. There is no cap on the manager overlay credit: Tim Lieto continues to earn the flat base rate on Tory’s bookings regardless of Tory’s attainment level, and the overlay does not decelerate.</w:t>
       </w:r>
     </w:p>
     <w:p>
